--- a/testakten/sozialrecht-rollstuhl-tannenberg/Familien-Stammbaum.docx
+++ b/testakten/sozialrecht-rollstuhl-tannenberg/Familien-Stammbaum.docx
@@ -22,14 +22,6 @@
           <w:rFonts w:ascii="Times New Roman" w:hAnsi="Times New Roman"/>
         </w:rPr>
         <w:t>Übersicht</w:t>
-      </w:r>
-    </w:p>
-    <w:p>
-      <w:pPr>
-        <w:jc w:val="left"/>
-      </w:pPr>
-      <w:r>
-        <w:t>```</w:t>
       </w:r>
     </w:p>
     <w:p>
@@ -264,14 +256,6 @@
       </w:pPr>
       <w:r>
         <w:t>Verfahren Schulbegleitung Jugendamt</w:t>
-      </w:r>
-    </w:p>
-    <w:p>
-      <w:pPr>
-        <w:jc w:val="left"/>
-      </w:pPr>
-      <w:r>
-        <w:t>```</w:t>
       </w:r>
     </w:p>
     <w:p>

--- a/testakten/sozialrecht-rollstuhl-tannenberg/Familien-Stammbaum.docx
+++ b/testakten/sozialrecht-rollstuhl-tannenberg/Familien-Stammbaum.docx
@@ -5,10 +5,13 @@
     <w:p>
       <w:pPr>
         <w:pStyle w:val="Heading1"/>
+        <w:spacing w:after="160" w:line="259" w:lineRule="auto"/>
       </w:pPr>
       <w:r>
         <w:rPr>
           <w:rFonts w:ascii="Times New Roman" w:hAnsi="Times New Roman"/>
+          <w:b/>
+          <w:sz w:val="28"/>
         </w:rPr>
         <w:t>Familien-Stammbaum Tannenberg / Petersen</w:t>
       </w:r>
@@ -16,76 +19,122 @@
     <w:p>
       <w:pPr>
         <w:pStyle w:val="Heading2"/>
+        <w:spacing w:before="120" w:after="60" w:line="259" w:lineRule="auto"/>
       </w:pPr>
       <w:r>
         <w:rPr>
           <w:rFonts w:ascii="Times New Roman" w:hAnsi="Times New Roman"/>
+          <w:b/>
+          <w:sz w:val="22"/>
         </w:rPr>
         <w:t>Übersicht</w:t>
       </w:r>
     </w:p>
     <w:p>
       <w:pPr>
+        <w:spacing w:before="120" w:after="60" w:line="259" w:lineRule="auto"/>
         <w:jc w:val="left"/>
       </w:pPr>
       <w:r>
+        <w:rPr>
+          <w:rFonts w:ascii="Times New Roman" w:hAnsi="Times New Roman"/>
+          <w:b/>
+          <w:sz w:val="22"/>
+        </w:rPr>
         <w:t>Heinz Tannenberg ⚭ Margarete Tannenberg geb. Stoltenberg</w:t>
       </w:r>
     </w:p>
     <w:p>
       <w:pPr>
+        <w:spacing w:before="120" w:after="60" w:line="259" w:lineRule="auto"/>
         <w:jc w:val="left"/>
       </w:pPr>
       <w:r>
         <w:rPr>
+          <w:rFonts w:ascii="Times New Roman" w:hAnsi="Times New Roman"/>
+          <w:b/>
           <w:i/>
+          <w:sz w:val="22"/>
         </w:rPr>
         <w:t xml:space="preserve">1939 +2019          </w:t>
       </w:r>
       <w:r>
+        <w:rPr>
+          <w:rFonts w:ascii="Times New Roman" w:hAnsi="Times New Roman"/>
+          <w:b/>
+          <w:sz w:val="22"/>
+        </w:rPr>
         <w:t>04.07.1941, PG 3</w:t>
       </w:r>
     </w:p>
     <w:p>
       <w:pPr>
+        <w:spacing w:before="120" w:after="60" w:line="259" w:lineRule="auto"/>
         <w:jc w:val="left"/>
       </w:pPr>
       <w:r>
+        <w:rPr>
+          <w:rFonts w:ascii="Times New Roman" w:hAnsi="Times New Roman"/>
+          <w:b/>
+          <w:sz w:val="22"/>
+        </w:rPr>
         <w:t>Verfahren Pflegekasse AOK NW</w:t>
       </w:r>
     </w:p>
     <w:p>
       <w:pPr>
+        <w:spacing w:before="120" w:after="60" w:line="259" w:lineRule="auto"/>
         <w:jc w:val="left"/>
       </w:pPr>
       <w:r>
+        <w:rPr>
+          <w:rFonts w:ascii="Times New Roman" w:hAnsi="Times New Roman"/>
+          <w:b/>
+          <w:sz w:val="22"/>
+        </w:rPr>
         <w:t>+--------------------------+</w:t>
       </w:r>
     </w:p>
     <w:p>
       <w:pPr>
+        <w:spacing w:before="120" w:after="60" w:line="259" w:lineRule="auto"/>
         <w:jc w:val="left"/>
       </w:pPr>
       <w:r>
+        <w:rPr>
+          <w:rFonts w:ascii="Times New Roman" w:hAnsi="Times New Roman"/>
+          <w:b/>
+          <w:sz w:val="22"/>
+        </w:rPr>
         <w:t>Olaf Tannenberg            Jörn Tannenberg</w:t>
       </w:r>
     </w:p>
     <w:p>
       <w:pPr>
+        <w:spacing w:before="120" w:after="60" w:line="259" w:lineRule="auto"/>
         <w:jc w:val="left"/>
       </w:pPr>
       <w:r>
         <w:rPr>
+          <w:rFonts w:ascii="Times New Roman" w:hAnsi="Times New Roman"/>
+          <w:b/>
           <w:i/>
+          <w:sz w:val="22"/>
         </w:rPr>
         <w:t xml:space="preserve">17.02.1964                </w:t>
       </w:r>
       <w:r>
+        <w:rPr>
+          <w:rFonts w:ascii="Times New Roman" w:hAnsi="Times New Roman"/>
+          <w:b/>
+          <w:sz w:val="22"/>
+        </w:rPr>
         <w:t>1961 +2014</w:t>
       </w:r>
     </w:p>
     <w:p>
       <w:pPr>
+        <w:spacing w:line="259" w:lineRule="auto" w:after="60"/>
         <w:jc w:val="left"/>
       </w:pPr>
       <w:r>
@@ -94,6 +143,7 @@
     </w:p>
     <w:p>
       <w:pPr>
+        <w:spacing w:line="259" w:lineRule="auto" w:after="60"/>
         <w:jc w:val="left"/>
       </w:pPr>
       <w:r>
@@ -102,6 +152,7 @@
     </w:p>
     <w:p>
       <w:pPr>
+        <w:spacing w:line="259" w:lineRule="auto" w:after="60"/>
         <w:jc w:val="left"/>
       </w:pPr>
       <w:r>
@@ -188,6 +239,7 @@
     </w:tbl>
     <w:p>
       <w:pPr>
+        <w:spacing w:line="259" w:lineRule="auto" w:after="60"/>
         <w:jc w:val="left"/>
       </w:pPr>
       <w:r>
@@ -196,6 +248,7 @@
     </w:p>
     <w:p>
       <w:pPr>
+        <w:spacing w:line="259" w:lineRule="auto" w:after="60"/>
         <w:jc w:val="left"/>
       </w:pPr>
       <w:r>
@@ -204,6 +257,7 @@
     </w:p>
     <w:p>
       <w:pPr>
+        <w:spacing w:line="259" w:lineRule="auto" w:after="60"/>
         <w:jc w:val="left"/>
       </w:pPr>
       <w:r>
@@ -212,6 +266,7 @@
     </w:p>
     <w:p>
       <w:pPr>
+        <w:spacing w:line="259" w:lineRule="auto" w:after="60"/>
         <w:jc w:val="left"/>
       </w:pPr>
       <w:r>
@@ -220,6 +275,7 @@
     </w:p>
     <w:p>
       <w:pPr>
+        <w:spacing w:line="259" w:lineRule="auto" w:after="60"/>
         <w:jc w:val="left"/>
       </w:pPr>
       <w:r>
@@ -228,6 +284,7 @@
     </w:p>
     <w:p>
       <w:pPr>
+        <w:spacing w:line="259" w:lineRule="auto" w:after="60"/>
         <w:jc w:val="left"/>
       </w:pPr>
       <w:r>
@@ -236,6 +293,7 @@
     </w:p>
     <w:p>
       <w:pPr>
+        <w:spacing w:line="259" w:lineRule="auto" w:after="60"/>
         <w:jc w:val="left"/>
       </w:pPr>
       <w:r>
@@ -244,6 +302,7 @@
     </w:p>
     <w:p>
       <w:pPr>
+        <w:spacing w:line="259" w:lineRule="auto" w:after="60"/>
         <w:jc w:val="left"/>
       </w:pPr>
       <w:r>
@@ -252,6 +311,7 @@
     </w:p>
     <w:p>
       <w:pPr>
+        <w:spacing w:line="259" w:lineRule="auto" w:after="60"/>
         <w:jc w:val="left"/>
       </w:pPr>
       <w:r>
@@ -261,6 +321,7 @@
     <w:p>
       <w:pPr>
         <w:pStyle w:val="Heading2"/>
+        <w:spacing w:line="259" w:lineRule="auto" w:after="60"/>
       </w:pPr>
       <w:r>
         <w:rPr>
@@ -271,6 +332,7 @@
     </w:p>
     <w:p>
       <w:pPr>
+        <w:spacing w:line="259" w:lineRule="auto" w:after="60"/>
         <w:jc w:val="left"/>
       </w:pPr>
       <w:r>
@@ -283,6 +345,7 @@
     <w:p>
       <w:pPr>
         <w:pStyle w:val="ListBullet"/>
+        <w:spacing w:line="259" w:lineRule="auto" w:after="60"/>
       </w:pPr>
       <w:r>
         <w:t>Olaf Tannenberg (62) + Bertha Tannenberg (53) + Tochter Lena (16) + Mutter Margarete (84)</w:t>
@@ -291,6 +354,7 @@
     <w:p>
       <w:pPr>
         <w:pStyle w:val="ListBullet"/>
+        <w:spacing w:line="259" w:lineRule="auto" w:after="60"/>
       </w:pPr>
       <w:r>
         <w:t>Vier-Personen-Haushalt</w:t>
@@ -299,6 +363,7 @@
     <w:p>
       <w:pPr>
         <w:pStyle w:val="ListBullet"/>
+        <w:spacing w:line="259" w:lineRule="auto" w:after="60"/>
       </w:pPr>
       <w:r>
         <w:t>Olaf bekommt Erwerbsminderungsrente seit 2022</w:t>
@@ -307,6 +372,7 @@
     <w:p>
       <w:pPr>
         <w:pStyle w:val="ListBullet"/>
+        <w:spacing w:line="259" w:lineRule="auto" w:after="60"/>
       </w:pPr>
       <w:r>
         <w:t>Bertha arbeitet 15 Stunden/Woche als Heilerziehungspflegerin, sonst pflegt sie Margarete</w:t>
@@ -315,6 +381,7 @@
     <w:p>
       <w:pPr>
         <w:pStyle w:val="ListBullet"/>
+        <w:spacing w:line="259" w:lineRule="auto" w:after="60"/>
       </w:pPr>
       <w:r>
         <w:t>Lena ist Schülerin Klasse 10 Gelehrtenschule Kiel</w:t>
@@ -323,6 +390,7 @@
     <w:p>
       <w:pPr>
         <w:pStyle w:val="ListBullet"/>
+        <w:spacing w:line="259" w:lineRule="auto" w:after="60"/>
       </w:pPr>
       <w:r>
         <w:t>Margarete wohnt seit 09/2024 nach Schlaganfall im Haushalt, davor selbständig</w:t>
@@ -330,6 +398,7 @@
     </w:p>
     <w:p>
       <w:pPr>
+        <w:spacing w:line="259" w:lineRule="auto" w:after="60"/>
         <w:jc w:val="left"/>
       </w:pPr>
       <w:r>
@@ -342,6 +411,7 @@
     <w:p>
       <w:pPr>
         <w:pStyle w:val="ListBullet"/>
+        <w:spacing w:line="259" w:lineRule="auto" w:after="60"/>
       </w:pPr>
       <w:r>
         <w:t>Bodo Petersen (62) + Lebenspartnerin Karin Lorenzen (59)</w:t>
@@ -350,6 +420,7 @@
     <w:p>
       <w:pPr>
         <w:pStyle w:val="ListBullet"/>
+        <w:spacing w:line="259" w:lineRule="auto" w:after="60"/>
       </w:pPr>
       <w:r>
         <w:t>Zwei-Personen-Haushalt</w:t>
@@ -358,6 +429,7 @@
     <w:p>
       <w:pPr>
         <w:pStyle w:val="ListBullet"/>
+        <w:spacing w:line="259" w:lineRule="auto" w:after="60"/>
       </w:pPr>
       <w:r>
         <w:t>Karin Lorenzen arbeitet als Pflegekraft Vollzeit Diakoniezentrum</w:t>
@@ -366,6 +438,7 @@
     <w:p>
       <w:pPr>
         <w:pStyle w:val="ListBullet"/>
+        <w:spacing w:line="259" w:lineRule="auto" w:after="60"/>
       </w:pPr>
       <w:r>
         <w:t>Bodo bezieht aufstockendes Bürgergeld, ggf. ab 06/2026 anteilige EM-Rente</w:t>
@@ -374,6 +447,7 @@
     <w:p>
       <w:pPr>
         <w:pStyle w:val="Heading2"/>
+        <w:spacing w:line="259" w:lineRule="auto" w:after="60"/>
       </w:pPr>
       <w:r>
         <w:rPr>
@@ -385,6 +459,7 @@
     <w:p>
       <w:pPr>
         <w:pStyle w:val="ListBullet"/>
+        <w:spacing w:line="259" w:lineRule="auto" w:after="60"/>
       </w:pPr>
       <w:r>
         <w:t xml:space="preserve">Bodo Petersen wird in der Familie als Olafs </w:t>
@@ -402,6 +477,7 @@
     <w:p>
       <w:pPr>
         <w:pStyle w:val="ListBullet"/>
+        <w:spacing w:line="259" w:lineRule="auto" w:after="60"/>
       </w:pPr>
       <w:r>
         <w:t xml:space="preserve">Zwei Frauen namens Karin: </w:t>
@@ -428,6 +504,7 @@
     <w:p>
       <w:pPr>
         <w:pStyle w:val="ListBullet"/>
+        <w:spacing w:line="259" w:lineRule="auto" w:after="60"/>
       </w:pPr>
       <w:r>
         <w:t>Für die Fallbearbeitung genügt: Bodo gehört familiär dazu und kam über Olaf in dieselbe Kanzlei.</w:t>
@@ -436,6 +513,7 @@
     <w:p>
       <w:pPr>
         <w:pStyle w:val="Heading2"/>
+        <w:spacing w:line="259" w:lineRule="auto" w:after="60"/>
       </w:pPr>
       <w:r>
         <w:rPr>
@@ -447,6 +525,7 @@
     <w:p>
       <w:pPr>
         <w:pStyle w:val="ListBullet"/>
+        <w:spacing w:line="259" w:lineRule="auto" w:after="60"/>
       </w:pPr>
       <w:r>
         <w:rPr>
@@ -461,6 +540,7 @@
     <w:p>
       <w:pPr>
         <w:pStyle w:val="ListBullet"/>
+        <w:spacing w:line="259" w:lineRule="auto" w:after="60"/>
       </w:pPr>
       <w:r>
         <w:t>Der Namenspartner Petersen der Kanzlei ist mit dem Mandanten Bodo Petersen weder verwandt noch verschwägert; der gleiche Nachname ist Zufall und wird in der Akte bewusst vermerkt, um Verwechslungen zu vermeiden.</w:t>
@@ -469,6 +549,7 @@
     <w:p>
       <w:pPr>
         <w:pStyle w:val="ListBullet"/>
+        <w:spacing w:line="259" w:lineRule="auto" w:after="60"/>
       </w:pPr>
       <w:r>
         <w:t>Kontakt zur Familie über Olaf Tannenberg (Mandant seit 2022)</w:t>
@@ -477,6 +558,7 @@
     <w:p>
       <w:pPr>
         <w:pStyle w:val="ListBullet"/>
+        <w:spacing w:line="259" w:lineRule="auto" w:after="60"/>
       </w:pPr>
       <w:r>
         <w:t>Mandat für Lena erteilt durch beide Eltern (Bertha + Olaf)</w:t>
@@ -485,6 +567,7 @@
     <w:p>
       <w:pPr>
         <w:pStyle w:val="ListBullet"/>
+        <w:spacing w:line="259" w:lineRule="auto" w:after="60"/>
       </w:pPr>
       <w:r>
         <w:t>Mandat für Margarete erteilt durch Bertha als Bevollmächtigte (Vorsorgevollmacht 2023)</w:t>
@@ -493,6 +576,7 @@
     <w:p>
       <w:pPr>
         <w:pStyle w:val="ListBullet"/>
+        <w:spacing w:line="259" w:lineRule="auto" w:after="60"/>
       </w:pPr>
       <w:r>
         <w:t>Mandat für Bodo erteilt durch Bodo selbst (Vermittlung durch Olaf)</w:t>
@@ -501,6 +585,7 @@
     <w:p>
       <w:pPr>
         <w:pStyle w:val="Heading2"/>
+        <w:spacing w:line="259" w:lineRule="auto" w:after="60"/>
       </w:pPr>
       <w:r>
         <w:rPr>
@@ -877,6 +962,7 @@
     <w:p>
       <w:pPr>
         <w:pStyle w:val="Heading2"/>
+        <w:spacing w:line="259" w:lineRule="auto" w:after="60"/>
       </w:pPr>
       <w:r>
         <w:rPr>
@@ -1193,13 +1279,58 @@
       </w:tr>
     </w:tbl>
     <w:sectPr>
+      <w:headerReference w:type="default" r:id="rId9"/>
+      <w:footerReference w:type="default" r:id="rId10"/>
       <w:pgSz w:w="11906" w:h="16838"/>
-      <w:pgMar w:top="1417" w:right="1417" w:bottom="1417" w:left="1417" w:header="720" w:footer="720" w:gutter="0"/>
+      <w:pgMar w:top="1191" w:right="1247" w:bottom="1134" w:left="1361" w:header="720" w:footer="720" w:gutter="0"/>
       <w:cols w:space="720"/>
       <w:docGrid w:linePitch="360"/>
     </w:sectPr>
   </w:body>
 </w:document>
+</file>
+
+<file path=word/footer1.xml><?xml version="1.0" encoding="utf-8"?>
+<w:ftr xmlns:m="http://schemas.openxmlformats.org/officeDocument/2006/math" xmlns:mc="http://schemas.openxmlformats.org/markup-compatibility/2006" xmlns:mo="http://schemas.microsoft.com/office/mac/office/2008/main" xmlns:mv="urn:schemas-microsoft-com:mac:vml" xmlns:o="urn:schemas-microsoft-com:office:office" xmlns:r="http://schemas.openxmlformats.org/officeDocument/2006/relationships" xmlns:v="urn:schemas-microsoft-com:vml" xmlns:w10="urn:schemas-microsoft-com:office:word" xmlns:w14="http://schemas.microsoft.com/office/word/2010/wordml" xmlns:w="http://schemas.openxmlformats.org/wordprocessingml/2006/main" xmlns:wne="http://schemas.microsoft.com/office/word/2006/wordml" xmlns:wp14="http://schemas.microsoft.com/office/word/2010/wordprocessingDrawing" xmlns:wp="http://schemas.openxmlformats.org/drawingml/2006/wordprocessingDrawing" xmlns:wpc="http://schemas.microsoft.com/office/word/2010/wordprocessingCanvas" xmlns:wpg="http://schemas.microsoft.com/office/word/2010/wordprocessingGroup" xmlns:wpi="http://schemas.microsoft.com/office/word/2010/wordprocessingInk" xmlns:wps="http://schemas.microsoft.com/office/word/2010/wordprocessingShape" mc:Ignorable="w14 wp14">
+  <w:p>
+    <w:pPr>
+      <w:pStyle w:val="Footer"/>
+      <w:jc w:val="left"/>
+    </w:pPr>
+    <w:r/>
+    <w:r>
+      <w:rPr>
+        <w:rFonts w:ascii="Times New Roman" w:hAnsi="Times New Roman"/>
+        <w:b w:val="0"/>
+        <w:color w:val="777777"/>
+        <w:sz w:val="17"/>
+      </w:rPr>
+      <w:t>Vertraulich | Bearbeitungsstand Juli 2026 | nur zur Aktenbearbeitung</w:t>
+    </w:r>
+  </w:p>
+</w:ftr>
+</file>
+
+<file path=word/header1.xml><?xml version="1.0" encoding="utf-8"?>
+<w:hdr xmlns:m="http://schemas.openxmlformats.org/officeDocument/2006/math" xmlns:mc="http://schemas.openxmlformats.org/markup-compatibility/2006" xmlns:mo="http://schemas.microsoft.com/office/mac/office/2008/main" xmlns:mv="urn:schemas-microsoft-com:mac:vml" xmlns:o="urn:schemas-microsoft-com:office:office" xmlns:r="http://schemas.openxmlformats.org/officeDocument/2006/relationships" xmlns:v="urn:schemas-microsoft-com:vml" xmlns:w10="urn:schemas-microsoft-com:office:word" xmlns:w14="http://schemas.microsoft.com/office/word/2010/wordml" xmlns:w="http://schemas.openxmlformats.org/wordprocessingml/2006/main" xmlns:wne="http://schemas.microsoft.com/office/word/2006/wordml" xmlns:wp14="http://schemas.microsoft.com/office/word/2010/wordprocessingDrawing" xmlns:wp="http://schemas.openxmlformats.org/drawingml/2006/wordprocessingDrawing" xmlns:wpc="http://schemas.microsoft.com/office/word/2010/wordprocessingCanvas" xmlns:wpg="http://schemas.microsoft.com/office/word/2010/wordprocessingGroup" xmlns:wpi="http://schemas.microsoft.com/office/word/2010/wordprocessingInk" xmlns:wps="http://schemas.microsoft.com/office/word/2010/wordprocessingShape" mc:Ignorable="w14 wp14">
+  <w:p>
+    <w:pPr>
+      <w:pStyle w:val="Header"/>
+      <w:jc w:val="left"/>
+    </w:pPr>
+    <w:r/>
+    <w:r>
+      <w:rPr>
+        <w:rFonts w:ascii="Times New Roman" w:hAnsi="Times New Roman"/>
+        <w:b w:val="0"/>
+        <w:i w:val="0"/>
+        <w:color w:val="666666"/>
+        <w:sz w:val="17"/>
+      </w:rPr>
+      <w:t>Kanzlei Ahlers und Brinkmann | Sozialrechtliche Leistungsakte | Bearbeitungsstand Juli 2026</w:t>
+    </w:r>
+  </w:p>
+</w:hdr>
 </file>
 
 <file path=word/numbering.xml><?xml version="1.0" encoding="utf-8"?>
@@ -1916,11 +2047,12 @@
       <w:contextualSpacing/>
     </w:pPr>
     <w:rPr>
-      <w:rFonts w:asciiTheme="majorHAnsi" w:eastAsiaTheme="majorEastAsia" w:hAnsiTheme="majorHAnsi" w:cstheme="majorBidi"/>
+      <w:rFonts w:asciiTheme="majorHAnsi" w:eastAsiaTheme="majorEastAsia" w:hAnsiTheme="majorHAnsi" w:cstheme="majorBidi" w:ascii="Times New Roman" w:hAnsi="Times New Roman"/>
+      <w:b/>
       <w:color w:val="17365D" w:themeColor="text2" w:themeShade="BF"/>
       <w:spacing w:val="5"/>
       <w:kern w:val="28"/>
-      <w:sz w:val="52"/>
+      <w:sz w:val="30"/>
       <w:szCs w:val="52"/>
     </w:rPr>
   </w:style>

--- a/testakten/sozialrecht-rollstuhl-tannenberg/Familien-Stammbaum.docx
+++ b/testakten/sozialrecht-rollstuhl-tannenberg/Familien-Stammbaum.docx
@@ -339,7 +339,7 @@
         <w:rPr>
           <w:b/>
         </w:rPr>
-        <w:t>Haushalt 1 - Adelheidstrasse 17, 24103 Kiel</w:t>
+        <w:t>Haushalt 1 - Adelheidstraße 17, 24103 Kiel</w:t>
       </w:r>
     </w:p>
     <w:p>
@@ -519,7 +519,7 @@
         <w:rPr>
           <w:rFonts w:ascii="Times New Roman" w:hAnsi="Times New Roman"/>
         </w:rPr>
-        <w:t>Mandatsverhaeltnis Kanzlei Holm</w:t>
+        <w:t>Mandatsverhältnis Kanzlei Holm</w:t>
       </w:r>
     </w:p>
     <w:p>
@@ -968,7 +968,7 @@
         <w:rPr>
           <w:rFonts w:ascii="Times New Roman" w:hAnsi="Times New Roman"/>
         </w:rPr>
-        <w:t>Vermögens- und Einkommenssituation (für PKH-Pruefung)</w:t>
+        <w:t>Vermögens- und Einkommenssituation (für PKH-Prüfung)</w:t>
       </w:r>
     </w:p>
     <w:tbl>
